--- a/templates/VV_Medical.docx
+++ b/templates/VV_Medical.docx
@@ -235,7 +235,7 @@
         <w:rPr>
           <w:sz w:val="22"/>
         </w:rPr>
-        <w:t>(“Collector”) 625 W Maple St., Wichita, KS 67213</w:t>
+        <w:t>(“Collector”)</w:t>
       </w:r>
     </w:p>
     <w:p>
@@ -9822,7 +9822,7 @@
       </w:pPr>
       <w:r>
         <w:rPr/>
-        <w:t>This Agreement is governed by the laws of the State of Kansas. Any disputes not resolved through</w:t>
+        <w:t>This Agreement is governed by the laws of the State of Nevada. Any disputes not resolved through</w:t>
       </w:r>
       <w:r>
         <w:rPr>
@@ -9962,7 +9962,7 @@
       </w:r>
       <w:r>
         <w:rPr/>
-        <w:t>the American Arbitration Association, with proceedings conducted in Kansas.</w:t>
+        <w:t>the American Arbitration Association, with proceedings conducted in Nevada.</w:t>
       </w:r>
     </w:p>
     <w:p>
@@ -11560,37 +11560,7 @@
           <w:b/>
           <w:sz w:val="22"/>
         </w:rPr>
-        <w:t>625 W Maple St., Wichita,</w:t>
-      </w:r>
-      <w:r>
-        <w:rPr>
-          <w:b/>
-          <w:spacing w:val="-1"/>
-          <w:sz w:val="22"/>
-        </w:rPr>
-        <w:t> </w:t>
-      </w:r>
-      <w:r>
-        <w:rPr>
-          <w:b/>
-          <w:sz w:val="22"/>
-        </w:rPr>
-        <w:t>KS</w:t>
-      </w:r>
-      <w:r>
-        <w:rPr>
-          <w:b/>
-          <w:spacing w:val="-1"/>
-          <w:sz w:val="22"/>
-        </w:rPr>
-        <w:t> </w:t>
-      </w:r>
-      <w:r>
-        <w:rPr>
-          <w:b/>
-          <w:sz w:val="22"/>
-        </w:rPr>
-        <w:t>67213 </w:t>
+        <w:t xml:space="preserve">304 S. Jones Blvd #2596, Las Vegas, NV 89107 </w:t>
       </w:r>
       <w:r>
         <w:rPr>
@@ -15116,7 +15086,7 @@
           <w:spacing w:val="-2"/>
           <w:sz w:val="22"/>
         </w:rPr>
-        <w:t>Kansas.</w:t>
+        <w:t>Nevada.</w:t>
       </w:r>
     </w:p>
     <w:p>

--- a/templates/VV_Medical.docx
+++ b/templates/VV_Medical.docx
@@ -235,7 +235,7 @@
         <w:rPr>
           <w:sz w:val="22"/>
         </w:rPr>
-        <w:t>(“Collector”)</w:t>
+        <w:t>(“Collector”) 625 W Maple St., Wichita, KS 67213</w:t>
       </w:r>
     </w:p>
     <w:p>
@@ -11560,7 +11560,7 @@
           <w:b/>
           <w:sz w:val="22"/>
         </w:rPr>
-        <w:t xml:space="preserve">304 S. Jones Blvd #2596, Las Vegas, NV 89107 </w:t>
+        <w:t xml:space="preserve">625 W Maple St., Wichita, KS 67213 </w:t>
       </w:r>
       <w:r>
         <w:rPr>

--- a/templates/VV_Medical.docx
+++ b/templates/VV_Medical.docx
@@ -5594,6 +5594,10 @@
           <w:spacing w:val="-2"/>
         </w:rPr>
         <w:t>Agreement.</w:t>
+      </w:r>
+      <w:r>
+        <w:rPr/>
+        <w:t xml:space="preserve"> As used in this Agreement, “Net Client” means that Collector’s commission is deducted directly from collections before remittance to Client, such that Client receives its share of collected amounts net of commission, rather than being separately invoiced for commission amounts.</w:t>
       </w:r>
     </w:p>
     <w:p>
